--- a/cv/Alex_Cobos_CV_Anthropic_CSM_London.docx
+++ b/cv/Alex_Cobos_CV_Anthropic_CSM_London.docx
@@ -1160,7 +1160,7 @@
                 <w:sz w:val="20"/>
                 <w:szCs w:val="20"/>
               </w:rPr>
-              <w:t xml:space="preserve">Consumption- &amp; Seat-Based SaaS Models</w:t>
+              <w:t xml:space="preserve">Seat-Based Enterprise Models · Licence Utilisation &amp; Activation</w:t>
             </w:r>
           </w:p>
           <w:p>
